--- a/文档/功能文档.docx
+++ b/文档/功能文档.docx
@@ -160,7 +160,7 @@
                 <w:sz w:val="21"/>
                 <w:lang w:eastAsia="zh-CN"/>
               </w:rPr>
-              <w:t>手机（竖屏优先）；平板按等比放大适配，不做精细适配</w:t>
+              <w:t>手机（横屏优先）；平板按等比放大适配，不做精细适配</w:t>
             </w:r>
           </w:p>
         </w:tc>
@@ -1269,147 +1269,127 @@
                 <w:sz w:val="21"/>
                 <w:lang w:eastAsia="zh-CN"/>
               </w:rPr>
-              <w:t>以高密度序列帧（每模块</w:t>
-            </w:r>
-            <w:r>
-              <w:rPr>
-                <w:sz w:val="21"/>
-                <w:lang w:eastAsia="zh-CN"/>
-              </w:rPr>
-              <w:t xml:space="preserve"> 12~15 </w:t>
-            </w:r>
-            <w:r>
-              <w:rPr>
-                <w:sz w:val="21"/>
-                <w:lang w:eastAsia="zh-CN"/>
-              </w:rPr>
-              <w:t>帧）按位置区间切换，波形随探头移动呈现</w:t>
-            </w:r>
-            <w:r>
-              <w:rPr>
-                <w:sz w:val="21"/>
-                <w:lang w:eastAsia="zh-CN"/>
-              </w:rPr>
-              <w:t>“</w:t>
-            </w:r>
-            <w:r>
-              <w:rPr>
-                <w:sz w:val="21"/>
-                <w:lang w:eastAsia="zh-CN"/>
-              </w:rPr>
-              <w:t>杂波</w:t>
-            </w:r>
-            <w:r>
-              <w:rPr>
-                <w:sz w:val="21"/>
-                <w:lang w:eastAsia="zh-CN"/>
-              </w:rPr>
-              <w:t>→</w:t>
-            </w:r>
-            <w:r>
-              <w:rPr>
-                <w:sz w:val="21"/>
-                <w:lang w:eastAsia="zh-CN"/>
-              </w:rPr>
-              <w:t>波峰生长</w:t>
-            </w:r>
-            <w:r>
-              <w:rPr>
-                <w:sz w:val="21"/>
-                <w:lang w:eastAsia="zh-CN"/>
-              </w:rPr>
-              <w:t>→</w:t>
-            </w:r>
-            <w:r>
-              <w:rPr>
-                <w:sz w:val="21"/>
-                <w:lang w:eastAsia="zh-CN"/>
-              </w:rPr>
-              <w:t>最高点</w:t>
-            </w:r>
-            <w:r>
-              <w:rPr>
-                <w:sz w:val="21"/>
-                <w:lang w:eastAsia="zh-CN"/>
-              </w:rPr>
-              <w:t>→</w:t>
-            </w:r>
-            <w:r>
-              <w:rPr>
-                <w:sz w:val="21"/>
-                <w:lang w:eastAsia="zh-CN"/>
-              </w:rPr>
-              <w:t>下降消失</w:t>
-            </w:r>
-            <w:r>
-              <w:rPr>
-                <w:sz w:val="21"/>
-                <w:lang w:eastAsia="zh-CN"/>
-              </w:rPr>
-              <w:t>”</w:t>
-            </w:r>
-            <w:r>
-              <w:rPr>
-                <w:sz w:val="21"/>
-                <w:lang w:eastAsia="zh-CN"/>
-              </w:rPr>
-              <w:t>全过程；最高点弹出</w:t>
-            </w:r>
-            <w:r>
-              <w:rPr>
-                <w:sz w:val="21"/>
-                <w:lang w:eastAsia="zh-CN"/>
-              </w:rPr>
-              <w:t>“</w:t>
-            </w:r>
-            <w:r>
-              <w:rPr>
-                <w:sz w:val="21"/>
-                <w:lang w:eastAsia="zh-CN"/>
-              </w:rPr>
-              <w:t>铝热焊缝轨头下颚伤损已检出</w:t>
-            </w:r>
-            <w:r>
-              <w:rPr>
-                <w:sz w:val="21"/>
-                <w:lang w:eastAsia="zh-CN"/>
-              </w:rPr>
-              <w:t>”+</w:t>
-            </w:r>
-            <w:r>
-              <w:rPr>
-                <w:sz w:val="21"/>
-                <w:lang w:eastAsia="zh-CN"/>
-              </w:rPr>
-              <w:t>蜂鸣报警</w:t>
-            </w:r>
-            <w:r>
-              <w:rPr>
-                <w:sz w:val="21"/>
-                <w:lang w:eastAsia="zh-CN"/>
-              </w:rPr>
-              <w:t>+“</w:t>
-            </w:r>
-            <w:r>
-              <w:rPr>
-                <w:sz w:val="21"/>
-                <w:lang w:eastAsia="zh-CN"/>
-              </w:rPr>
-              <w:t>下一步</w:t>
-            </w:r>
-            <w:r>
-              <w:rPr>
-                <w:sz w:val="21"/>
-                <w:lang w:eastAsia="zh-CN"/>
-              </w:rPr>
-              <w:t>”</w:t>
-            </w:r>
-            <w:r>
-              <w:rPr>
-                <w:sz w:val="21"/>
-                <w:lang w:eastAsia="zh-CN"/>
-              </w:rPr>
-              <w:t>按钮</w:t>
+              <w:t>以程序绘制波形与探头位置联动（默认平线 → 进入检出区间波峰生长 → 定点峰值+报警），波形随探头移动呈现“杂波→波峰生长→最高点→下降消失”全过程；最高点弹出“铝热焊缝轨头下颚伤损已检出”+蜂鸣报警+“下一步”按钮</w:t>
+            </w:r>
+            <w:r>
+              <w:rPr>
+                <w:sz w:val="21"/>
+                <w:lang w:eastAsia="zh-CN"/>
+              </w:rPr>
+            </w:r>
+            <w:r>
+              <w:rPr>
+                <w:sz w:val="21"/>
+                <w:lang w:eastAsia="zh-CN"/>
+              </w:rPr>
+            </w:r>
+            <w:r>
+              <w:rPr>
+                <w:sz w:val="21"/>
+                <w:lang w:eastAsia="zh-CN"/>
+              </w:rPr>
+            </w:r>
+            <w:r>
+              <w:rPr>
+                <w:sz w:val="21"/>
+                <w:lang w:eastAsia="zh-CN"/>
+              </w:rPr>
+            </w:r>
+            <w:r>
+              <w:rPr>
+                <w:sz w:val="21"/>
+                <w:lang w:eastAsia="zh-CN"/>
+              </w:rPr>
+            </w:r>
+            <w:r>
+              <w:rPr>
+                <w:sz w:val="21"/>
+                <w:lang w:eastAsia="zh-CN"/>
+              </w:rPr>
+            </w:r>
+            <w:r>
+              <w:rPr>
+                <w:sz w:val="21"/>
+                <w:lang w:eastAsia="zh-CN"/>
+              </w:rPr>
+            </w:r>
+            <w:r>
+              <w:rPr>
+                <w:sz w:val="21"/>
+                <w:lang w:eastAsia="zh-CN"/>
+              </w:rPr>
+            </w:r>
+            <w:r>
+              <w:rPr>
+                <w:sz w:val="21"/>
+                <w:lang w:eastAsia="zh-CN"/>
+              </w:rPr>
+            </w:r>
+            <w:r>
+              <w:rPr>
+                <w:sz w:val="21"/>
+                <w:lang w:eastAsia="zh-CN"/>
+              </w:rPr>
+            </w:r>
+            <w:r>
+              <w:rPr>
+                <w:sz w:val="21"/>
+                <w:lang w:eastAsia="zh-CN"/>
+              </w:rPr>
+            </w:r>
+            <w:r>
+              <w:rPr>
+                <w:sz w:val="21"/>
+                <w:lang w:eastAsia="zh-CN"/>
+              </w:rPr>
+            </w:r>
+            <w:r>
+              <w:rPr>
+                <w:sz w:val="21"/>
+                <w:lang w:eastAsia="zh-CN"/>
+              </w:rPr>
+            </w:r>
+            <w:r>
+              <w:rPr>
+                <w:sz w:val="21"/>
+                <w:lang w:eastAsia="zh-CN"/>
+              </w:rPr>
+            </w:r>
+            <w:r>
+              <w:rPr>
+                <w:sz w:val="21"/>
+                <w:lang w:eastAsia="zh-CN"/>
+              </w:rPr>
+            </w:r>
+            <w:r>
+              <w:rPr>
+                <w:sz w:val="21"/>
+                <w:lang w:eastAsia="zh-CN"/>
+              </w:rPr>
+            </w:r>
+            <w:r>
+              <w:rPr>
+                <w:sz w:val="21"/>
+                <w:lang w:eastAsia="zh-CN"/>
+              </w:rPr>
+            </w:r>
+            <w:r>
+              <w:rPr>
+                <w:sz w:val="21"/>
+                <w:lang w:eastAsia="zh-CN"/>
+              </w:rPr>
+            </w:r>
+            <w:r>
+              <w:rPr>
+                <w:sz w:val="21"/>
+                <w:lang w:eastAsia="zh-CN"/>
+              </w:rPr>
+            </w:r>
+            <w:r>
+              <w:rPr>
+                <w:sz w:val="21"/>
+                <w:lang w:eastAsia="zh-CN"/>
+              </w:rPr>
             </w:r>
           </w:p>
         </w:tc>
@@ -2162,21 +2142,19 @@
                 <w:sz w:val="21"/>
                 <w:lang w:eastAsia="zh-CN"/>
               </w:rPr>
-              <w:t>高密度序列帧（每模块</w:t>
-            </w:r>
-            <w:r>
-              <w:rPr>
-                <w:sz w:val="21"/>
-                <w:lang w:eastAsia="zh-CN"/>
-              </w:rPr>
-              <w:t xml:space="preserve"> 12~15 </w:t>
-            </w:r>
-            <w:r>
-              <w:rPr>
-                <w:sz w:val="21"/>
-                <w:lang w:eastAsia="zh-CN"/>
-              </w:rPr>
-              <w:t>帧）按位置区间切换，过渡平滑</w:t>
+              <w:t>程序绘制三态波形（平线/生长/峰值）与位置联动，过渡平滑</w:t>
+            </w:r>
+            <w:r>
+              <w:rPr>
+                <w:sz w:val="21"/>
+                <w:lang w:eastAsia="zh-CN"/>
+              </w:rPr>
+            </w:r>
+            <w:r>
+              <w:rPr>
+                <w:sz w:val="21"/>
+                <w:lang w:eastAsia="zh-CN"/>
+              </w:rPr>
             </w:r>
           </w:p>
         </w:tc>
@@ -2551,7 +2529,7 @@
               <w:rPr>
                 <w:sz w:val="21"/>
               </w:rPr>
-              <w:t>序列帧切换实现</w:t>
+              <w:t>程序绘制三态关键波形（平线/生长/峰值）</w:t>
             </w:r>
           </w:p>
         </w:tc>
@@ -2620,7 +2598,7 @@
                 <w:sz w:val="21"/>
                 <w:lang w:eastAsia="zh-CN"/>
               </w:rPr>
-              <w:t>竖屏手机优先，平板等比放大</w:t>
+              <w:t>横屏手机优先，平板等比放大</w:t>
             </w:r>
           </w:p>
         </w:tc>
@@ -3141,7 +3119,7 @@
                 <w:sz w:val="21"/>
                 <w:lang w:eastAsia="zh-CN"/>
               </w:rPr>
-              <w:t>已具备（可复用抽帧预览）</w:t>
+              <w:t>已具备（可复用抽帧预览中的场景帧）</w:t>
             </w:r>
           </w:p>
         </w:tc>
@@ -3165,21 +3143,19 @@
                 <w:sz w:val="21"/>
                 <w:lang w:eastAsia="zh-CN"/>
               </w:rPr>
-              <w:t>波形序列帧（每模块</w:t>
-            </w:r>
-            <w:r>
-              <w:rPr>
-                <w:sz w:val="21"/>
-                <w:lang w:eastAsia="zh-CN"/>
-              </w:rPr>
-              <w:t xml:space="preserve"> 12~15 </w:t>
-            </w:r>
-            <w:r>
-              <w:rPr>
-                <w:sz w:val="21"/>
-                <w:lang w:eastAsia="zh-CN"/>
-              </w:rPr>
-              <w:t>张）</w:t>
+              <w:t>波形（程序绘制，无素材）</w:t>
+            </w:r>
+            <w:r>
+              <w:rPr>
+                <w:sz w:val="21"/>
+                <w:lang w:eastAsia="zh-CN"/>
+              </w:rPr>
+            </w:r>
+            <w:r>
+              <w:rPr>
+                <w:sz w:val="21"/>
+                <w:lang w:eastAsia="zh-CN"/>
+              </w:rPr>
             </w:r>
           </w:p>
         </w:tc>
@@ -3217,49 +3193,43 @@
                 <w:sz w:val="21"/>
                 <w:lang w:eastAsia="zh-CN"/>
               </w:rPr>
-              <w:t>需从</w:t>
-            </w:r>
-            <w:r>
-              <w:rPr>
-                <w:sz w:val="21"/>
-                <w:lang w:eastAsia="zh-CN"/>
-              </w:rPr>
-              <w:t xml:space="preserve"> 3 </w:t>
-            </w:r>
-            <w:r>
-              <w:rPr>
-                <w:sz w:val="21"/>
-                <w:lang w:eastAsia="zh-CN"/>
-              </w:rPr>
-              <w:t>个参考视频抽帧补充（现有</w:t>
-            </w:r>
-            <w:r>
-              <w:rPr>
-                <w:sz w:val="21"/>
-                <w:lang w:eastAsia="zh-CN"/>
-              </w:rPr>
-              <w:t xml:space="preserve"> 6 </w:t>
-            </w:r>
-            <w:r>
-              <w:rPr>
-                <w:sz w:val="21"/>
-                <w:lang w:eastAsia="zh-CN"/>
-              </w:rPr>
-              <w:t>帧</w:t>
-            </w:r>
-            <w:r>
-              <w:rPr>
-                <w:sz w:val="21"/>
-                <w:lang w:eastAsia="zh-CN"/>
-              </w:rPr>
-              <w:t>/</w:t>
-            </w:r>
-            <w:r>
-              <w:rPr>
-                <w:sz w:val="21"/>
-                <w:lang w:eastAsia="zh-CN"/>
-              </w:rPr>
-              <w:t>模块，需加密）</w:t>
+              <w:t>程序 Canvas 绘制平线/生长/峰值三态；3 个参考视频保留作形态参考</w:t>
+            </w:r>
+            <w:r>
+              <w:rPr>
+                <w:sz w:val="21"/>
+                <w:lang w:eastAsia="zh-CN"/>
+              </w:rPr>
+            </w:r>
+            <w:r>
+              <w:rPr>
+                <w:sz w:val="21"/>
+                <w:lang w:eastAsia="zh-CN"/>
+              </w:rPr>
+            </w:r>
+            <w:r>
+              <w:rPr>
+                <w:sz w:val="21"/>
+                <w:lang w:eastAsia="zh-CN"/>
+              </w:rPr>
+            </w:r>
+            <w:r>
+              <w:rPr>
+                <w:sz w:val="21"/>
+                <w:lang w:eastAsia="zh-CN"/>
+              </w:rPr>
+            </w:r>
+            <w:r>
+              <w:rPr>
+                <w:sz w:val="21"/>
+                <w:lang w:eastAsia="zh-CN"/>
+              </w:rPr>
+            </w:r>
+            <w:r>
+              <w:rPr>
+                <w:sz w:val="21"/>
+                <w:lang w:eastAsia="zh-CN"/>
+              </w:rPr>
             </w:r>
           </w:p>
         </w:tc>
